--- a/templates/dhs/dhs_juvenile_records.docx
+++ b/templates/dhs/dhs_juvenile_records.docx
@@ -681,6 +681,7 @@
     </w:p>
     <w:p>
       <w:pPr>
+        <w:ind w:left="4320"/>
         <w:jc w:val="both"/>
       </w:pPr>
       <w:r>
@@ -723,7 +724,9 @@
       </w:r>
     </w:p>
     <w:p>
-      <w:pPr/>
+      <w:pPr>
+        <w:ind w:left="4320"/>
+      </w:pPr>
       <w:r>
         <w:rPr>
           <w:rFonts w:ascii="Times New Roman" w:hAnsi="Times New Roman" w:cs="Times New Roman"/>
@@ -734,7 +737,9 @@
       </w:r>
     </w:p>
     <w:p>
-      <w:pPr/>
+      <w:pPr>
+        <w:ind w:left="4320"/>
+      </w:pPr>
       <w:r>
         <w:rPr>
           <w:rFonts w:ascii="Times New Roman" w:hAnsi="Times New Roman" w:cs="Times New Roman"/>
@@ -745,7 +750,9 @@
       </w:r>
     </w:p>
     <w:p>
-      <w:pPr/>
+      <w:pPr>
+        <w:ind w:left="4320"/>
+      </w:pPr>
       <w:r>
         <w:rPr>
           <w:rFonts w:ascii="Times New Roman" w:hAnsi="Times New Roman" w:cs="Times New Roman"/>
@@ -756,7 +763,9 @@
       </w:r>
     </w:p>
     <w:p>
-      <w:pPr/>
+      <w:pPr>
+        <w:ind w:left="4320"/>
+      </w:pPr>
       <w:r>
         <w:rPr>
           <w:rFonts w:ascii="Times New Roman" w:hAnsi="Times New Roman" w:cs="Times New Roman"/>
@@ -768,6 +777,7 @@
     </w:p>
     <w:p>
       <w:pPr>
+        <w:ind w:left="4320"/>
         <w:jc w:val="both"/>
       </w:pPr>
       <w:r>
@@ -781,6 +791,7 @@
     </w:p>
     <w:p>
       <w:pPr>
+        <w:ind w:left="4320"/>
         <w:jc w:val="both"/>
       </w:pPr>
       <w:r>
@@ -789,16 +800,6 @@
           <w:sz w:val="24"/>
           <w:szCs w:val="24"/>
         </w:rPr>
-        <w:t xml:space="preserve">HYPERLINK "mailto:Craiglawoffice@yahoo.com"</w:t>
-      </w:r>
-      <w:r>
-        <w:rPr>
-          <w:rFonts w:ascii="Times New Roman" w:hAnsi="Times New Roman" w:cs="Times New Roman"/>
-          <w:sz w:val="24"/>
-          <w:szCs w:val="24"/>
-          <w:u w:val="single"/>
-          <w:color w:val="0563C1"/>
-        </w:rPr>
         <w:t xml:space="preserve">Craiglawoffice@yahoo.com</w:t>
       </w:r>
       <w:r>
@@ -887,6 +888,19 @@
           <w:spacing w:val="-2"/>
         </w:rPr>
         <w:t xml:space="preserve"/>
+      </w:r>
+    </w:p>
+    <w:p>
+      <w:pPr>
+        <w:spacing w:after="0" w:line="240" w:lineRule="auto"/>
+      </w:pPr>
+      <w:r>
+        <w:rPr>
+          <w:rFonts w:ascii="Times New Roman" w:hAnsi="Times New Roman" w:cs="Times New Roman"/>
+          <w:sz w:val="24"/>
+          <w:szCs w:val="24"/>
+        </w:rPr>
+        <w:br w:type="page"/>
       </w:r>
     </w:p>
     <w:p>

--- a/templates/dhs/dhs_juvenile_records.docx
+++ b/templates/dhs/dhs_juvenile_records.docx
@@ -699,28 +699,7 @@
           <w:sz w:val="24"/>
           <w:szCs w:val="24"/>
         </w:rPr>
-        <w:t xml:space="preserve">By:{% if attorney_signature %}  {{ attorney_signature }}{% endif %}</w:t>
-      </w:r>
-      <w:r>
-        <w:rPr>
-          <w:rFonts w:ascii="Times New Roman" w:hAnsi="Times New Roman" w:cs="Times New Roman"/>
-          <w:sz w:val="24"/>
-          <w:szCs w:val="24"/>
-          <w:u w:val="single"/>
-        </w:rPr>
-        <w:t xml:space="preserve"/>
-        <w:tab/>
-        <w:t xml:space="preserve"/>
-        <w:tab/>
-        <w:t xml:space="preserve"/>
-        <w:tab/>
-        <w:t xml:space="preserve"/>
-        <w:tab/>
-        <w:t xml:space="preserve"/>
-        <w:tab/>
-        <w:t xml:space="preserve"/>
-        <w:tab/>
-        <w:t xml:space="preserve"/>
+        <w:t xml:space="preserve">By:{% if attorney_signature %}  {{ attorney_signature }}{% endif %}____________________</w:t>
       </w:r>
     </w:p>
     <w:p>

--- a/templates/dhs/dhs_juvenile_records.docx
+++ b/templates/dhs/dhs_juvenile_records.docx
@@ -699,7 +699,7 @@
           <w:sz w:val="24"/>
           <w:szCs w:val="24"/>
         </w:rPr>
-        <w:t xml:space="preserve">By:{% if attorney_signature %}  {{ attorney_signature }}{% endif %}____________________</w:t>
+        <w:t xml:space="preserve">By: {% if attorney_signature %}  {{ attorney_signature }}{% endif %}____________________</w:t>
       </w:r>
     </w:p>
     <w:p>

--- a/templates/dhs/dhs_juvenile_records.docx
+++ b/templates/dhs/dhs_juvenile_records.docx
@@ -28,31 +28,6 @@
           <w:b/>
         </w:rPr>
         <w:t xml:space="preserve">STATE OF OKLAHOMA</w:t>
-      </w:r>
-    </w:p>
-    <w:p>
-      <w:pPr>
-        <w:jc w:val="center"/>
-      </w:pPr>
-      <w:r>
-        <w:rPr>
-          <w:rFonts w:ascii="Times New Roman" w:hAnsi="Times New Roman" w:cs="Times New Roman"/>
-          <w:sz w:val="24"/>
-          <w:szCs w:val="24"/>
-          <w:b/>
-        </w:rPr>
-        <w:t xml:space="preserve"/>
-      </w:r>
-    </w:p>
-    <w:p>
-      <w:pPr/>
-      <w:r>
-        <w:rPr>
-          <w:rFonts w:ascii="Times New Roman" w:hAnsi="Times New Roman" w:cs="Times New Roman"/>
-          <w:sz w:val="24"/>
-          <w:szCs w:val="24"/>
-        </w:rPr>
-        <w:t xml:space="preserve"/>
       </w:r>
     </w:p>
     <w:tbl>
@@ -556,39 +531,6 @@
       </w:r>
     </w:p>
     <w:p>
-      <w:pPr/>
-      <w:r>
-        <w:rPr>
-          <w:rFonts w:ascii="Times New Roman" w:hAnsi="Times New Roman" w:cs="Times New Roman"/>
-          <w:sz w:val="24"/>
-          <w:szCs w:val="24"/>
-        </w:rPr>
-        <w:t xml:space="preserve"/>
-      </w:r>
-    </w:p>
-    <w:p>
-      <w:pPr/>
-      <w:r>
-        <w:rPr>
-          <w:rFonts w:ascii="Times New Roman" w:hAnsi="Times New Roman" w:cs="Times New Roman"/>
-          <w:sz w:val="24"/>
-          <w:szCs w:val="24"/>
-        </w:rPr>
-        <w:t xml:space="preserve"/>
-      </w:r>
-    </w:p>
-    <w:p>
-      <w:pPr/>
-      <w:r>
-        <w:rPr>
-          <w:rFonts w:ascii="Times New Roman" w:hAnsi="Times New Roman" w:cs="Times New Roman"/>
-          <w:sz w:val="24"/>
-          <w:szCs w:val="24"/>
-        </w:rPr>
-        <w:t xml:space="preserve"/>
-      </w:r>
-    </w:p>
-    <w:p>
       <w:pPr>
         <w:jc w:val="center"/>
       </w:pPr>
@@ -618,17 +560,6 @@
       </w:r>
     </w:p>
     <w:p>
-      <w:pPr/>
-      <w:r>
-        <w:rPr>
-          <w:rFonts w:ascii="Times New Roman" w:hAnsi="Times New Roman" w:cs="Times New Roman"/>
-          <w:sz w:val="24"/>
-          <w:szCs w:val="24"/>
-        </w:rPr>
-        <w:t xml:space="preserve"/>
-      </w:r>
-    </w:p>
-    <w:p>
       <w:pPr>
         <w:jc w:val="both"/>
         <w:ind w:firstLine="1440"/>
@@ -681,6 +612,12 @@
     </w:p>
     <w:p>
       <w:pPr>
+        <w:jc w:val="both"/>
+      </w:pPr>
+    </w:p>
+    <w:p>
+      <w:pPr>
+        <w:spacing w:after="0" w:line="240" w:lineRule="auto"/>
         <w:ind w:left="4320"/>
         <w:jc w:val="both"/>
       </w:pPr>
@@ -689,7 +626,6 @@
           <w:rFonts w:ascii="Times New Roman" w:hAnsi="Times New Roman" w:cs="Times New Roman"/>
           <w:sz w:val="24"/>
           <w:szCs w:val="24"/>
-          <w:spacing w:val="-2"/>
         </w:rPr>
         <w:t xml:space="preserve"/>
       </w:r>
@@ -704,6 +640,7 @@
     </w:p>
     <w:p>
       <w:pPr>
+        <w:spacing w:after="0" w:line="240" w:lineRule="auto"/>
         <w:ind w:left="4320"/>
       </w:pPr>
       <w:r>
@@ -717,6 +654,7 @@
     </w:p>
     <w:p>
       <w:pPr>
+        <w:spacing w:after="0" w:line="240" w:lineRule="auto"/>
         <w:ind w:left="4320"/>
       </w:pPr>
       <w:r>
@@ -730,6 +668,7 @@
     </w:p>
     <w:p>
       <w:pPr>
+        <w:spacing w:after="0" w:line="240" w:lineRule="auto"/>
         <w:ind w:left="4320"/>
       </w:pPr>
       <w:r>
@@ -743,6 +682,7 @@
     </w:p>
     <w:p>
       <w:pPr>
+        <w:spacing w:after="0" w:line="240" w:lineRule="auto"/>
         <w:ind w:left="4320"/>
       </w:pPr>
       <w:r>
@@ -756,6 +696,7 @@
     </w:p>
     <w:p>
       <w:pPr>
+        <w:spacing w:after="0" w:line="240" w:lineRule="auto"/>
         <w:ind w:left="4320"/>
         <w:jc w:val="both"/>
       </w:pPr>
@@ -770,6 +711,7 @@
     </w:p>
     <w:p>
       <w:pPr>
+        <w:spacing w:after="0" w:line="240" w:lineRule="auto"/>
         <w:ind w:left="4320"/>
         <w:jc w:val="both"/>
       </w:pPr>
@@ -792,85 +734,6 @@
     </w:p>
     <w:p>
       <w:pPr>
-        <w:jc w:val="both"/>
-      </w:pPr>
-      <w:r>
-        <w:rPr>
-          <w:rFonts w:ascii="Times New Roman" w:hAnsi="Times New Roman" w:cs="Times New Roman"/>
-          <w:sz w:val="24"/>
-          <w:szCs w:val="24"/>
-        </w:rPr>
-        <w:t xml:space="preserve"/>
-      </w:r>
-    </w:p>
-    <w:p>
-      <w:pPr>
-        <w:jc w:val="both"/>
-      </w:pPr>
-      <w:r>
-        <w:rPr>
-          <w:rFonts w:ascii="Times New Roman" w:hAnsi="Times New Roman" w:cs="Times New Roman"/>
-          <w:sz w:val="24"/>
-          <w:szCs w:val="24"/>
-        </w:rPr>
-        <w:t xml:space="preserve"/>
-      </w:r>
-    </w:p>
-    <w:p>
-      <w:pPr>
-        <w:jc w:val="both"/>
-      </w:pPr>
-      <w:r>
-        <w:rPr>
-          <w:rFonts w:ascii="Times New Roman" w:hAnsi="Times New Roman" w:cs="Times New Roman"/>
-          <w:sz w:val="24"/>
-          <w:szCs w:val="24"/>
-        </w:rPr>
-        <w:t xml:space="preserve"/>
-      </w:r>
-    </w:p>
-    <w:p>
-      <w:pPr>
-        <w:jc w:val="both"/>
-      </w:pPr>
-      <w:r>
-        <w:rPr>
-          <w:rFonts w:ascii="Times New Roman" w:hAnsi="Times New Roman" w:cs="Times New Roman"/>
-          <w:sz w:val="24"/>
-          <w:szCs w:val="24"/>
-        </w:rPr>
-        <w:t xml:space="preserve"/>
-      </w:r>
-    </w:p>
-    <w:p>
-      <w:pPr>
-        <w:jc w:val="both"/>
-      </w:pPr>
-      <w:r>
-        <w:rPr>
-          <w:rFonts w:ascii="Times New Roman" w:hAnsi="Times New Roman" w:cs="Times New Roman"/>
-          <w:sz w:val="24"/>
-          <w:szCs w:val="24"/>
-        </w:rPr>
-        <w:t xml:space="preserve"/>
-      </w:r>
-    </w:p>
-    <w:p>
-      <w:pPr>
-        <w:jc w:val="both"/>
-      </w:pPr>
-      <w:r>
-        <w:rPr>
-          <w:rFonts w:ascii="Times New Roman" w:hAnsi="Times New Roman" w:cs="Times New Roman"/>
-          <w:sz w:val="24"/>
-          <w:szCs w:val="24"/>
-          <w:spacing w:val="-2"/>
-        </w:rPr>
-        <w:t xml:space="preserve"/>
-      </w:r>
-    </w:p>
-    <w:p>
-      <w:pPr>
         <w:spacing w:after="0" w:line="240" w:lineRule="auto"/>
       </w:pPr>
       <w:r>
@@ -908,31 +771,6 @@
           <w:b/>
         </w:rPr>
         <w:t xml:space="preserve">STATE OF OKLAHOMA</w:t>
-      </w:r>
-    </w:p>
-    <w:p>
-      <w:pPr>
-        <w:jc w:val="center"/>
-      </w:pPr>
-      <w:r>
-        <w:rPr>
-          <w:rFonts w:ascii="Times New Roman" w:hAnsi="Times New Roman" w:cs="Times New Roman"/>
-          <w:sz w:val="24"/>
-          <w:szCs w:val="24"/>
-          <w:b/>
-        </w:rPr>
-        <w:t xml:space="preserve"/>
-      </w:r>
-    </w:p>
-    <w:p>
-      <w:pPr/>
-      <w:r>
-        <w:rPr>
-          <w:rFonts w:ascii="Times New Roman" w:hAnsi="Times New Roman" w:cs="Times New Roman"/>
-          <w:sz w:val="24"/>
-          <w:szCs w:val="24"/>
-        </w:rPr>
-        <w:t xml:space="preserve"/>
       </w:r>
     </w:p>
     <w:tbl>
@@ -1436,28 +1274,6 @@
       </w:r>
     </w:p>
     <w:p>
-      <w:pPr/>
-      <w:r>
-        <w:rPr>
-          <w:rFonts w:ascii="Times New Roman" w:hAnsi="Times New Roman" w:cs="Times New Roman"/>
-          <w:sz w:val="24"/>
-          <w:szCs w:val="24"/>
-        </w:rPr>
-        <w:t xml:space="preserve"/>
-      </w:r>
-    </w:p>
-    <w:p>
-      <w:pPr/>
-      <w:r>
-        <w:rPr>
-          <w:rFonts w:ascii="Times New Roman" w:hAnsi="Times New Roman" w:cs="Times New Roman"/>
-          <w:sz w:val="24"/>
-          <w:szCs w:val="24"/>
-        </w:rPr>
-        <w:t xml:space="preserve"/>
-      </w:r>
-    </w:p>
-    <w:p>
       <w:pPr>
         <w:jc w:val="center"/>
       </w:pPr>
@@ -1489,21 +1305,6 @@
     </w:p>
     <w:p>
       <w:pPr>
-        <w:jc w:val="center"/>
-      </w:pPr>
-      <w:r>
-        <w:rPr>
-          <w:rFonts w:ascii="Times New Roman" w:hAnsi="Times New Roman" w:cs="Times New Roman"/>
-          <w:sz w:val="24"/>
-          <w:szCs w:val="24"/>
-          <w:b/>
-          <w:u w:val="single"/>
-        </w:rPr>
-        <w:t xml:space="preserve"/>
-      </w:r>
-    </w:p>
-    <w:p>
-      <w:pPr>
         <w:jc w:val="both"/>
         <w:ind w:firstLine="720"/>
       </w:pPr>
@@ -1639,6 +1440,7 @@
     </w:p>
     <w:p>
       <w:pPr>
+        <w:spacing w:after="0" w:line="240" w:lineRule="auto"/>
         <w:ind w:left="4320"/>
       </w:pPr>
       <w:r>
@@ -1661,6 +1463,7 @@
     </w:p>
     <w:p>
       <w:pPr>
+        <w:spacing w:after="0" w:line="240" w:lineRule="auto"/>
         <w:ind w:left="4320"/>
       </w:pPr>
       <w:r>
@@ -1697,7 +1500,9 @@
       </w:r>
     </w:p>
     <w:p>
-      <w:pPr/>
+      <w:pPr>
+        <w:spacing w:after="0" w:line="240" w:lineRule="auto"/>
+      </w:pPr>
       <w:r>
         <w:rPr>
           <w:rFonts w:ascii="Times New Roman" w:hAnsi="Times New Roman" w:cs="Times New Roman"/>
@@ -1710,7 +1515,9 @@
       </w:r>
     </w:p>
     <w:p>
-      <w:pPr/>
+      <w:pPr>
+        <w:spacing w:after="0" w:line="240" w:lineRule="auto"/>
+      </w:pPr>
       <w:r>
         <w:rPr>
           <w:rFonts w:ascii="Times New Roman" w:hAnsi="Times New Roman" w:cs="Times New Roman"/>
@@ -1721,7 +1528,9 @@
       </w:r>
     </w:p>
     <w:p>
-      <w:pPr/>
+      <w:pPr>
+        <w:spacing w:after="0" w:line="240" w:lineRule="auto"/>
+      </w:pPr>
       <w:r>
         <w:rPr>
           <w:rFonts w:ascii="Times New Roman" w:hAnsi="Times New Roman" w:cs="Times New Roman"/>
@@ -1732,7 +1541,9 @@
       </w:r>
     </w:p>
     <w:p>
-      <w:pPr/>
+      <w:pPr>
+        <w:spacing w:after="0" w:line="240" w:lineRule="auto"/>
+      </w:pPr>
       <w:r>
         <w:rPr>
           <w:rFonts w:ascii="Times New Roman" w:hAnsi="Times New Roman" w:cs="Times New Roman"/>
@@ -1743,7 +1554,9 @@
       </w:r>
     </w:p>
     <w:p>
-      <w:pPr/>
+      <w:pPr>
+        <w:spacing w:after="0" w:line="240" w:lineRule="auto"/>
+      </w:pPr>
       <w:r>
         <w:rPr>
           <w:rFonts w:ascii="Times New Roman" w:hAnsi="Times New Roman" w:cs="Times New Roman"/>

--- a/templates/dhs/dhs_juvenile_records.docx
+++ b/templates/dhs/dhs_juvenile_records.docx
@@ -9,9 +9,9 @@
       <w:r>
         <w:rPr>
           <w:rFonts w:ascii="Times New Roman" w:hAnsi="Times New Roman" w:cs="Times New Roman"/>
-          <w:sz w:val="24"/>
-          <w:szCs w:val="24"/>
           <w:b/>
+          <w:sz w:val="24"/>
+          <w:szCs w:val="24"/>
         </w:rPr>
         <w:t xml:space="preserve">IN THE DISTRICT COURT IN AND FOR {{ juvenile_county|upper }} COUNTY</w:t>
       </w:r>
@@ -23,9 +23,9 @@
       <w:r>
         <w:rPr>
           <w:rFonts w:ascii="Times New Roman" w:hAnsi="Times New Roman" w:cs="Times New Roman"/>
-          <w:sz w:val="24"/>
-          <w:szCs w:val="24"/>
           <w:b/>
+          <w:sz w:val="24"/>
+          <w:szCs w:val="24"/>
         </w:rPr>
         <w:t xml:space="preserve">STATE OF OKLAHOMA</w:t>
       </w:r>
@@ -537,9 +537,9 @@
       <w:r>
         <w:rPr>
           <w:rFonts w:ascii="Times New Roman" w:hAnsi="Times New Roman" w:cs="Times New Roman"/>
-          <w:sz w:val="24"/>
-          <w:szCs w:val="24"/>
           <w:b/>
+          <w:sz w:val="24"/>
+          <w:szCs w:val="24"/>
           <w:u w:val="single"/>
         </w:rPr>
         <w:t xml:space="preserve">APPLICATION FOR COPIES FROM JUVENILE DEPRIVED FILE</w:t>
@@ -561,43 +561,43 @@
     </w:p>
     <w:p>
       <w:pPr>
+        <w:ind w:firstLine="1440"/>
         <w:jc w:val="both"/>
+      </w:pPr>
+      <w:r>
+        <w:rPr>
+          <w:rFonts w:ascii="Times New Roman" w:hAnsi="Times New Roman" w:cs="Times New Roman"/>
+          <w:sz w:val="24"/>
+          <w:szCs w:val="24"/>
+        </w:rPr>
+        <w:t xml:space="preserve">Comes now {{ attorney_short_name }}, Attorney for the Petitioner(s), and respectfully request disclosure of confidential juvenile Court Records for the following reasons, to wit: </w:t>
+      </w:r>
+    </w:p>
+    <w:p>
+      <w:pPr>
+        <w:ind w:firstLine="720"/>
+        <w:jc w:val="both"/>
+      </w:pPr>
+      <w:r>
+        <w:rPr>
+          <w:rFonts w:ascii="Times New Roman" w:hAnsi="Times New Roman" w:cs="Times New Roman"/>
+          <w:sz w:val="24"/>
+          <w:szCs w:val="24"/>
+        </w:rPr>
+        <w:t xml:space="preserve">That Counsel represents the Petitioner(s) for adoption of the above named minor child(ren), who are the subject of this juvenile action. Said prospective adoption having been approved by this Court and the Department of Human Services, legal custodian of the minor child, and that for purposes of preparing said adoption action it is necessary to review and obtain a copy of certain juvenile Court records of this deprived proceeding.  </w:t>
+      </w:r>
+    </w:p>
+    <w:p>
+      <w:pPr>
         <w:ind w:firstLine="1440"/>
-      </w:pPr>
-      <w:r>
-        <w:rPr>
-          <w:rFonts w:ascii="Times New Roman" w:hAnsi="Times New Roman" w:cs="Times New Roman"/>
-          <w:sz w:val="24"/>
-          <w:szCs w:val="24"/>
-        </w:rPr>
-        <w:t xml:space="preserve">Comes now {{ attorney_short_name }}, Attorney for the Petitioner(s), and respectfully request disclosure of confidential juvenile Court Records for the following reasons, to wit: </w:t>
-      </w:r>
-    </w:p>
-    <w:p>
-      <w:pPr>
         <w:jc w:val="both"/>
-        <w:ind w:firstLine="720"/>
-      </w:pPr>
-      <w:r>
-        <w:rPr>
-          <w:rFonts w:ascii="Times New Roman" w:hAnsi="Times New Roman" w:cs="Times New Roman"/>
-          <w:sz w:val="24"/>
-          <w:szCs w:val="24"/>
-        </w:rPr>
-        <w:t xml:space="preserve">That Counsel represents the Petitioner(s) for adoption of the above named minor child(ren), who are the subject of this juvenile action. Said prospective adoption having been approved by this Court and the Department of Human Services, legal custodian of the minor child, and that for purposes of preparing said adoption action it is necessary to review and obtain a copy of certain juvenile Court records of this deprived proceeding.  </w:t>
-      </w:r>
-    </w:p>
-    <w:p>
-      <w:pPr>
-        <w:jc w:val="both"/>
-        <w:ind w:firstLine="1440"/>
-      </w:pPr>
-      <w:r>
-        <w:rPr>
-          <w:rFonts w:ascii="Times New Roman" w:hAnsi="Times New Roman" w:cs="Times New Roman"/>
-          <w:sz w:val="24"/>
-          <w:szCs w:val="24"/>
+      </w:pPr>
+      <w:r>
+        <w:rPr>
+          <w:rFonts w:ascii="Times New Roman" w:hAnsi="Times New Roman" w:cs="Times New Roman"/>
           <w:b/>
+          <w:sz w:val="24"/>
+          <w:szCs w:val="24"/>
         </w:rPr>
         <w:t xml:space="preserve">WHEREFORE</w:t>
       </w:r>
@@ -752,9 +752,9 @@
       <w:r>
         <w:rPr>
           <w:rFonts w:ascii="Times New Roman" w:hAnsi="Times New Roman" w:cs="Times New Roman"/>
-          <w:sz w:val="24"/>
-          <w:szCs w:val="24"/>
           <w:b/>
+          <w:sz w:val="24"/>
+          <w:szCs w:val="24"/>
         </w:rPr>
         <w:t xml:space="preserve">IN THE DISTRICT COURT IN AND FOR {{ juvenile_county|upper }} COUNTY</w:t>
       </w:r>
@@ -766,9 +766,9 @@
       <w:r>
         <w:rPr>
           <w:rFonts w:ascii="Times New Roman" w:hAnsi="Times New Roman" w:cs="Times New Roman"/>
-          <w:sz w:val="24"/>
-          <w:szCs w:val="24"/>
           <w:b/>
+          <w:sz w:val="24"/>
+          <w:szCs w:val="24"/>
         </w:rPr>
         <w:t xml:space="preserve">STATE OF OKLAHOMA</w:t>
       </w:r>
@@ -1280,9 +1280,9 @@
       <w:r>
         <w:rPr>
           <w:rFonts w:ascii="Times New Roman" w:hAnsi="Times New Roman" w:cs="Times New Roman"/>
-          <w:sz w:val="24"/>
-          <w:szCs w:val="24"/>
           <w:b/>
+          <w:sz w:val="24"/>
+          <w:szCs w:val="24"/>
           <w:u w:val="single"/>
         </w:rPr>
         <w:t xml:space="preserve">ORDER FOR COPY OF JUVENILE DEPRIVED COURT FILE</w:t>
@@ -1295,9 +1295,9 @@
       <w:r>
         <w:rPr>
           <w:rFonts w:ascii="Times New Roman" w:hAnsi="Times New Roman" w:cs="Times New Roman"/>
-          <w:sz w:val="24"/>
-          <w:szCs w:val="24"/>
           <w:b/>
+          <w:sz w:val="24"/>
+          <w:szCs w:val="24"/>
           <w:u w:val="single"/>
         </w:rPr>
         <w:t xml:space="preserve"/>
@@ -1305,116 +1305,116 @@
     </w:p>
     <w:p>
       <w:pPr>
+        <w:ind w:firstLine="720"/>
         <w:jc w:val="both"/>
+      </w:pPr>
+      <w:r>
+        <w:rPr>
+          <w:rFonts w:ascii="Times New Roman" w:hAnsi="Times New Roman" w:cs="Times New Roman"/>
+          <w:sz w:val="24"/>
+          <w:szCs w:val="24"/>
+        </w:rPr>
+        <w:t xml:space="preserve">NOW on this ____ day of _______________, 202__, this matter come on for hearing upon the request of Terri Raye Craig, Attorney at Law, OBA # 16485, for disclosure of confidential juvenile Court records in the above-captioned case.  </w:t>
+      </w:r>
+    </w:p>
+    <w:p>
+      <w:pPr>
         <w:ind w:firstLine="720"/>
-      </w:pPr>
-      <w:r>
-        <w:rPr>
-          <w:rFonts w:ascii="Times New Roman" w:hAnsi="Times New Roman" w:cs="Times New Roman"/>
-          <w:sz w:val="24"/>
-          <w:szCs w:val="24"/>
-        </w:rPr>
-        <w:t xml:space="preserve">NOW on this ____ day of _______________, 202__, this matter come on for hearing upon the request of Terri Raye Craig, Attorney at Law, OBA # 16485, for disclosure of confidential juvenile Court records in the above-captioned case.  </w:t>
-      </w:r>
-    </w:p>
-    <w:p>
-      <w:pPr>
         <w:jc w:val="both"/>
+      </w:pPr>
+      <w:r>
+        <w:rPr>
+          <w:rFonts w:ascii="Times New Roman" w:hAnsi="Times New Roman" w:cs="Times New Roman"/>
+          <w:sz w:val="24"/>
+          <w:szCs w:val="24"/>
+        </w:rPr>
+        <w:t xml:space="preserve">Counsel states to the Court that she represents the Petitioners for adoption of the above named minor child(ren), who are the subject of this juvenile action and that for purposes of preparing said adoption action it is necessary to review and obtain a copy of certain Orders from the juvenile Court records in this deprived proceeding.  </w:t>
+      </w:r>
+    </w:p>
+    <w:p>
+      <w:pPr>
         <w:ind w:firstLine="720"/>
-      </w:pPr>
-      <w:r>
-        <w:rPr>
-          <w:rFonts w:ascii="Times New Roman" w:hAnsi="Times New Roman" w:cs="Times New Roman"/>
-          <w:sz w:val="24"/>
-          <w:szCs w:val="24"/>
-        </w:rPr>
-        <w:t xml:space="preserve">Counsel states to the Court that she represents the Petitioners for adoption of the above named minor child(ren), who are the subject of this juvenile action and that for purposes of preparing said adoption action it is necessary to review and obtain a copy of certain Orders from the juvenile Court records in this deprived proceeding.  </w:t>
-      </w:r>
-    </w:p>
-    <w:p>
-      <w:pPr>
         <w:jc w:val="both"/>
+      </w:pPr>
+      <w:r>
+        <w:rPr>
+          <w:rFonts w:ascii="Times New Roman" w:hAnsi="Times New Roman" w:cs="Times New Roman"/>
+          <w:sz w:val="24"/>
+          <w:szCs w:val="24"/>
+        </w:rPr>
+        <w:t xml:space="preserve">The Court, having heard the statements of counsel and having been duly advised in the premises, </w:t>
+      </w:r>
+      <w:r>
+        <w:rPr>
+          <w:rFonts w:ascii="Times New Roman" w:hAnsi="Times New Roman" w:cs="Times New Roman"/>
+          <w:b/>
+          <w:sz w:val="24"/>
+          <w:szCs w:val="24"/>
+        </w:rPr>
+        <w:t xml:space="preserve">THEREFORE, FINDS AND ORDERS</w:t>
+      </w:r>
+      <w:r>
+        <w:rPr>
+          <w:rFonts w:ascii="Times New Roman" w:hAnsi="Times New Roman" w:cs="Times New Roman"/>
+          <w:sz w:val="24"/>
+          <w:szCs w:val="24"/>
+        </w:rPr>
+        <w:t xml:space="preserve"> that for good cause shown and pursuant to 10A O.S. sec. 1-6-102 and 1-6-103, the above named attorney is hereby authorized to inspect the juvenile records of the above captioned case and information contained therein may be disclosed to said attorney, including the following: </w:t>
+      </w:r>
+    </w:p>
+    <w:p>
+      <w:pPr>
+        <w:jc w:val="both"/>
+      </w:pPr>
+      <w:r>
+        <w:rPr>
+          <w:rFonts w:ascii="Times New Roman" w:hAnsi="Times New Roman" w:cs="Times New Roman"/>
+          <w:b/>
+          <w:sz w:val="24"/>
+          <w:szCs w:val="24"/>
+        </w:rPr>
+        <w:t xml:space="preserve"/>
+      </w:r>
+    </w:p>
+    <w:p>
+      <w:pPr>
+        <w:jc w:val="both"/>
+      </w:pPr>
+      <w:r>
+        <w:rPr>
+          <w:rFonts w:ascii="Times New Roman" w:hAnsi="Times New Roman" w:cs="Times New Roman"/>
+          <w:b/>
+          <w:sz w:val="24"/>
+          <w:szCs w:val="24"/>
+        </w:rPr>
+        <w:t xml:space="preserve">Orders Terminating Parental rights and/or Relinquishments or Consents of any Parent (certified copies);</w:t>
+      </w:r>
+    </w:p>
+    <w:p>
+      <w:pPr>
+        <w:jc w:val="both"/>
+      </w:pPr>
+      <w:r>
+        <w:rPr>
+          <w:rFonts w:ascii="Times New Roman" w:hAnsi="Times New Roman" w:cs="Times New Roman"/>
+          <w:b/>
+          <w:sz w:val="24"/>
+          <w:szCs w:val="24"/>
+        </w:rPr>
+        <w:t xml:space="preserve">Post Adoption Contact Agreement, if any. </w:t>
+      </w:r>
+    </w:p>
+    <w:p>
+      <w:pPr>
         <w:ind w:firstLine="720"/>
-      </w:pPr>
-      <w:r>
-        <w:rPr>
-          <w:rFonts w:ascii="Times New Roman" w:hAnsi="Times New Roman" w:cs="Times New Roman"/>
-          <w:sz w:val="24"/>
-          <w:szCs w:val="24"/>
-        </w:rPr>
-        <w:t xml:space="preserve">The Court, having heard the statements of counsel and having been duly advised in the premises, </w:t>
-      </w:r>
-      <w:r>
-        <w:rPr>
-          <w:rFonts w:ascii="Times New Roman" w:hAnsi="Times New Roman" w:cs="Times New Roman"/>
-          <w:sz w:val="24"/>
-          <w:szCs w:val="24"/>
+        <w:jc w:val="both"/>
+      </w:pPr>
+      <w:r>
+        <w:rPr>
+          <w:rFonts w:ascii="Times New Roman" w:hAnsi="Times New Roman" w:cs="Times New Roman"/>
           <w:b/>
-        </w:rPr>
-        <w:t xml:space="preserve">THEREFORE, FINDS AND ORDERS</w:t>
-      </w:r>
-      <w:r>
-        <w:rPr>
-          <w:rFonts w:ascii="Times New Roman" w:hAnsi="Times New Roman" w:cs="Times New Roman"/>
-          <w:sz w:val="24"/>
-          <w:szCs w:val="24"/>
-        </w:rPr>
-        <w:t xml:space="preserve"> that for good cause shown and pursuant to 10A O.S. sec. 1-6-102 and 1-6-103, the above named attorney is hereby authorized to inspect the juvenile records of the above captioned case and information contained therein may be disclosed to said attorney, including the following: </w:t>
-      </w:r>
-    </w:p>
-    <w:p>
-      <w:pPr>
-        <w:jc w:val="both"/>
-      </w:pPr>
-      <w:r>
-        <w:rPr>
-          <w:rFonts w:ascii="Times New Roman" w:hAnsi="Times New Roman" w:cs="Times New Roman"/>
-          <w:sz w:val="24"/>
-          <w:szCs w:val="24"/>
-          <w:b/>
-        </w:rPr>
-        <w:t xml:space="preserve"/>
-      </w:r>
-    </w:p>
-    <w:p>
-      <w:pPr>
-        <w:jc w:val="both"/>
-      </w:pPr>
-      <w:r>
-        <w:rPr>
-          <w:rFonts w:ascii="Times New Roman" w:hAnsi="Times New Roman" w:cs="Times New Roman"/>
-          <w:sz w:val="24"/>
-          <w:szCs w:val="24"/>
-          <w:b/>
-        </w:rPr>
-        <w:t xml:space="preserve">Orders Terminating Parental rights and/or Relinquishments or Consents of any Parent (certified copies);</w:t>
-      </w:r>
-    </w:p>
-    <w:p>
-      <w:pPr>
-        <w:jc w:val="both"/>
-      </w:pPr>
-      <w:r>
-        <w:rPr>
-          <w:rFonts w:ascii="Times New Roman" w:hAnsi="Times New Roman" w:cs="Times New Roman"/>
-          <w:sz w:val="24"/>
-          <w:szCs w:val="24"/>
-          <w:b/>
-        </w:rPr>
-        <w:t xml:space="preserve">Post Adoption Contact Agreement, if any. </w:t>
-      </w:r>
-    </w:p>
-    <w:p>
-      <w:pPr>
-        <w:jc w:val="both"/>
-        <w:ind w:firstLine="720"/>
-      </w:pPr>
-      <w:r>
-        <w:rPr>
-          <w:rFonts w:ascii="Times New Roman" w:hAnsi="Times New Roman" w:cs="Times New Roman"/>
-          <w:sz w:val="24"/>
-          <w:szCs w:val="24"/>
-          <w:b/>
+          <w:sz w:val="24"/>
+          <w:szCs w:val="24"/>
         </w:rPr>
         <w:t xml:space="preserve">THE COURT FURTHER ORDERS</w:t>
       </w:r>
